--- a/EXP-6/EXP6_Word.docx
+++ b/EXP-6/EXP6_Word.docx
@@ -5,6 +5,7 @@
     <w:p>
       <w:pPr>
         <w:spacing w:after="100" w:line="360" w:lineRule="auto"/>
+        <w:jc w:val="center"/>
       </w:pPr>
       <w:r>
         <w:rPr>
@@ -17,6 +18,7 @@
     <w:p>
       <w:pPr>
         <w:spacing w:after="100" w:line="360" w:lineRule="auto"/>
+        <w:jc w:val="center"/>
       </w:pPr>
       <w:r>
         <w:rPr>
